--- a/Análisis balcón de servicios 2021.docx
+++ b/Análisis balcón de servicios 2021.docx
@@ -4190,465 +4190,6 @@
           <w:szCs w:val="22"/>
         </w:rPr>
         <w:t>Detectar mejor “qué quiere hacer”: informarse vs presentar solicitud vs reclamar.</w:t>
-      </w:r>
-    </w:p>
-    <w:p>
-      <w:pPr>
-        <w:rPr>
-          <w:rFonts w:ascii="Arial" w:hAnsi="Arial" w:cs="Arial"/>
-          <w:sz w:val="22"/>
-          <w:szCs w:val="22"/>
-        </w:rPr>
-      </w:pPr>
-      <w:r>
-        <w:rPr>
-          <w:rFonts w:ascii="Arial" w:hAnsi="Arial" w:cs="Arial"/>
-          <w:sz w:val="22"/>
-          <w:szCs w:val="22"/>
-        </w:rPr>
-        <w:br w:type="page"/>
-      </w:r>
-    </w:p>
-    <w:p>
-      <w:pPr>
-        <w:jc w:val="both"/>
-        <w:rPr>
-          <w:rFonts w:ascii="Arial" w:hAnsi="Arial" w:cs="Arial"/>
-          <w:sz w:val="22"/>
-          <w:szCs w:val="22"/>
-        </w:rPr>
-      </w:pPr>
-      <w:r>
-        <w:rPr>
-          <w:rFonts w:ascii="Arial" w:hAnsi="Arial" w:cs="Arial"/>
-          <w:b/>
-          <w:bCs/>
-          <w:sz w:val="22"/>
-          <w:szCs w:val="22"/>
-        </w:rPr>
-        <w:lastRenderedPageBreak/>
-        <w:t>Conclusión:</w:t>
-      </w:r>
-      <w:r>
-        <w:rPr>
-          <w:rFonts w:ascii="Arial" w:hAnsi="Arial" w:cs="Arial"/>
-          <w:sz w:val="22"/>
-          <w:szCs w:val="22"/>
-        </w:rPr>
-        <w:br/>
-      </w:r>
-      <w:r>
-        <w:rPr>
-          <w:rFonts w:ascii="Arial" w:hAnsi="Arial" w:cs="Arial"/>
-          <w:sz w:val="22"/>
-          <w:szCs w:val="22"/>
-        </w:rPr>
-        <w:t xml:space="preserve">Basándonos en los resultados del informe, se tomarán decisiones orientadas a maximizar el impacto del </w:t>
-      </w:r>
-      <w:proofErr w:type="spellStart"/>
-      <w:r>
-        <w:rPr>
-          <w:rFonts w:ascii="Arial" w:hAnsi="Arial" w:cs="Arial"/>
-          <w:sz w:val="22"/>
-          <w:szCs w:val="22"/>
-        </w:rPr>
-        <w:t>chatbot</w:t>
-      </w:r>
-      <w:proofErr w:type="spellEnd"/>
-      <w:r>
-        <w:rPr>
-          <w:rFonts w:ascii="Arial" w:hAnsi="Arial" w:cs="Arial"/>
-          <w:sz w:val="22"/>
-          <w:szCs w:val="22"/>
-        </w:rPr>
-        <w:t xml:space="preserve"> desde su primera versión. En primer lugar, se priorizará el alcance del MVP en función del volumen y retorno esperado, enfocando la cobertura con mayor calidad en los tópicos que concentran la mayor demanda: Nivelación, Matriculación, Oferta académica/Carreras y Admisión. En consecuencia, la inversión inicial se dirigirá a fortalecer la base documental, el </w:t>
-      </w:r>
-      <w:proofErr w:type="spellStart"/>
-      <w:r>
-        <w:rPr>
-          <w:rFonts w:ascii="Arial" w:hAnsi="Arial" w:cs="Arial"/>
-          <w:sz w:val="22"/>
-          <w:szCs w:val="22"/>
-        </w:rPr>
-        <w:t>chunking</w:t>
-      </w:r>
-      <w:proofErr w:type="spellEnd"/>
-      <w:r>
-        <w:rPr>
-          <w:rFonts w:ascii="Arial" w:hAnsi="Arial" w:cs="Arial"/>
-          <w:sz w:val="22"/>
-          <w:szCs w:val="22"/>
-        </w:rPr>
-        <w:t xml:space="preserve"> y los </w:t>
-      </w:r>
-      <w:proofErr w:type="spellStart"/>
-      <w:r>
-        <w:rPr>
-          <w:rFonts w:ascii="Arial" w:hAnsi="Arial" w:cs="Arial"/>
-          <w:sz w:val="22"/>
-          <w:szCs w:val="22"/>
-        </w:rPr>
-        <w:t>prompts</w:t>
-      </w:r>
-      <w:proofErr w:type="spellEnd"/>
-      <w:r>
-        <w:rPr>
-          <w:rFonts w:ascii="Arial" w:hAnsi="Arial" w:cs="Arial"/>
-          <w:sz w:val="22"/>
-          <w:szCs w:val="22"/>
-        </w:rPr>
-        <w:t xml:space="preserve"> de estos dominios, debido a que son los que más contribuyen al tráfico total y donde una mejora en la respuesta puede reducir de forma más significativa la carga humana.</w:t>
-      </w:r>
-    </w:p>
-    <w:p>
-      <w:pPr>
-        <w:jc w:val="both"/>
-        <w:rPr>
-          <w:rFonts w:ascii="Arial" w:hAnsi="Arial" w:cs="Arial"/>
-          <w:sz w:val="22"/>
-          <w:szCs w:val="22"/>
-        </w:rPr>
-      </w:pPr>
-      <w:r>
-        <w:rPr>
-          <w:rFonts w:ascii="Arial" w:hAnsi="Arial" w:cs="Arial"/>
-          <w:sz w:val="22"/>
-          <w:szCs w:val="22"/>
-        </w:rPr>
-        <w:t xml:space="preserve">Asimismo, en función de la distribución de intenciones evidenciada en el análisis, se adoptará como decisión técnica que el </w:t>
-      </w:r>
-      <w:proofErr w:type="spellStart"/>
-      <w:r>
-        <w:rPr>
-          <w:rFonts w:ascii="Arial" w:hAnsi="Arial" w:cs="Arial"/>
-          <w:sz w:val="22"/>
-          <w:szCs w:val="22"/>
-        </w:rPr>
-        <w:t>chatbot</w:t>
-      </w:r>
-      <w:proofErr w:type="spellEnd"/>
-      <w:r>
-        <w:rPr>
-          <w:rFonts w:ascii="Arial" w:hAnsi="Arial" w:cs="Arial"/>
-          <w:sz w:val="22"/>
-          <w:szCs w:val="22"/>
-        </w:rPr>
-        <w:t xml:space="preserve"> no sea únicamente un sistema RAG. Considerando que predomina la intención MIXED y existe una proporción importante de solicitudes transaccionales, se implementará un enfoque híbrido compuesto por tres rutas: RAG para consultas informativas, </w:t>
-      </w:r>
-      <w:proofErr w:type="spellStart"/>
-      <w:r>
-        <w:rPr>
-          <w:rFonts w:ascii="Arial" w:hAnsi="Arial" w:cs="Arial"/>
-          <w:sz w:val="22"/>
-          <w:szCs w:val="22"/>
-        </w:rPr>
-        <w:t>BusinessProcess</w:t>
-      </w:r>
-      <w:proofErr w:type="spellEnd"/>
-      <w:r>
-        <w:rPr>
-          <w:rFonts w:ascii="Arial" w:hAnsi="Arial" w:cs="Arial"/>
-          <w:sz w:val="22"/>
-          <w:szCs w:val="22"/>
-        </w:rPr>
-        <w:t xml:space="preserve">/Tools para acciones y trámites (por ejemplo: consulta de estado, requisitos, registro de solicitudes y guía estructurada), y </w:t>
-      </w:r>
-      <w:proofErr w:type="spellStart"/>
-      <w:r>
-        <w:rPr>
-          <w:rFonts w:ascii="Arial" w:hAnsi="Arial" w:cs="Arial"/>
-          <w:sz w:val="22"/>
-          <w:szCs w:val="22"/>
-        </w:rPr>
-        <w:t>handoff</w:t>
-      </w:r>
-      <w:proofErr w:type="spellEnd"/>
-      <w:r>
-        <w:rPr>
-          <w:rFonts w:ascii="Arial" w:hAnsi="Arial" w:cs="Arial"/>
-          <w:sz w:val="22"/>
-          <w:szCs w:val="22"/>
-        </w:rPr>
-        <w:t xml:space="preserve"> para casos que requieran atención humana. Esta decisión permitirá atender de forma efectiva el tipo de consulta más frecuente y evitar limitaciones propias de un enfoque exclusivamente documental.</w:t>
-      </w:r>
-    </w:p>
-    <w:p>
-      <w:pPr>
-        <w:jc w:val="both"/>
-        <w:rPr>
-          <w:rFonts w:ascii="Arial" w:hAnsi="Arial" w:cs="Arial"/>
-          <w:sz w:val="22"/>
-          <w:szCs w:val="22"/>
-        </w:rPr>
-      </w:pPr>
-      <w:r>
-        <w:rPr>
-          <w:rFonts w:ascii="Arial" w:hAnsi="Arial" w:cs="Arial"/>
-          <w:sz w:val="22"/>
-          <w:szCs w:val="22"/>
-        </w:rPr>
-        <w:t xml:space="preserve">Adicionalmente, para mitigar la ambigüedad detectada en categorías como “Solicitudes varias”, “Otros” y en servicios con alta tasa de ambigüedad, se establecerá una política operativa de </w:t>
-      </w:r>
-      <w:proofErr w:type="spellStart"/>
-      <w:r>
-        <w:rPr>
-          <w:rFonts w:ascii="Arial" w:hAnsi="Arial" w:cs="Arial"/>
-          <w:sz w:val="22"/>
-          <w:szCs w:val="22"/>
-        </w:rPr>
-        <w:t>clarify-first</w:t>
-      </w:r>
-      <w:proofErr w:type="spellEnd"/>
-      <w:r>
-        <w:rPr>
-          <w:rFonts w:ascii="Arial" w:hAnsi="Arial" w:cs="Arial"/>
-          <w:sz w:val="22"/>
-          <w:szCs w:val="22"/>
-        </w:rPr>
-        <w:t xml:space="preserve">. Esto implica que, antes de ejecutar búsquedas en el RAG, el </w:t>
-      </w:r>
-      <w:proofErr w:type="spellStart"/>
-      <w:r>
-        <w:rPr>
-          <w:rFonts w:ascii="Arial" w:hAnsi="Arial" w:cs="Arial"/>
-          <w:sz w:val="22"/>
-          <w:szCs w:val="22"/>
-        </w:rPr>
-        <w:t>chatbot</w:t>
-      </w:r>
-      <w:proofErr w:type="spellEnd"/>
-      <w:r>
-        <w:rPr>
-          <w:rFonts w:ascii="Arial" w:hAnsi="Arial" w:cs="Arial"/>
-          <w:sz w:val="22"/>
-          <w:szCs w:val="22"/>
-        </w:rPr>
-        <w:t xml:space="preserve"> realizará 1 a 2 preguntas cortas para completar datos mínimos indispensables, utilizando plantillas de aclaración por tema (por ejemplo: en prácticas, carrera/periodo/tipo; en cambio de sede, sede actual/destino/si está matriculado; en carreras en línea, carrera/modalidad/si es admisión o matrícula). Con ello se busca disminuir el porcentaje de casos clasificados como UNKNOWN y reducir respuestas genéricas o fallos por falta de contexto.</w:t>
-      </w:r>
-    </w:p>
-    <w:p>
-      <w:pPr>
-        <w:jc w:val="both"/>
-        <w:rPr>
-          <w:rFonts w:ascii="Arial" w:hAnsi="Arial" w:cs="Arial"/>
-          <w:sz w:val="22"/>
-          <w:szCs w:val="22"/>
-        </w:rPr>
-      </w:pPr>
-      <w:r>
-        <w:rPr>
-          <w:rFonts w:ascii="Arial" w:hAnsi="Arial" w:cs="Arial"/>
-          <w:sz w:val="22"/>
-          <w:szCs w:val="22"/>
-        </w:rPr>
-        <w:t>De igual manera, dado que “Atención personalizada” se comporta como un canal de derivación (</w:t>
-      </w:r>
-      <w:proofErr w:type="spellStart"/>
-      <w:r>
-        <w:rPr>
-          <w:rFonts w:ascii="Arial" w:hAnsi="Arial" w:cs="Arial"/>
-          <w:sz w:val="22"/>
-          <w:szCs w:val="22"/>
-        </w:rPr>
-        <w:t>Meet</w:t>
-      </w:r>
-      <w:proofErr w:type="spellEnd"/>
-      <w:r>
-        <w:rPr>
-          <w:rFonts w:ascii="Arial" w:hAnsi="Arial" w:cs="Arial"/>
-          <w:sz w:val="22"/>
-          <w:szCs w:val="22"/>
-        </w:rPr>
-        <w:t>/</w:t>
-      </w:r>
-      <w:proofErr w:type="gramStart"/>
-      <w:r>
-        <w:rPr>
-          <w:rFonts w:ascii="Arial" w:hAnsi="Arial" w:cs="Arial"/>
-          <w:sz w:val="22"/>
-          <w:szCs w:val="22"/>
-        </w:rPr>
-        <w:t>Zoom</w:t>
-      </w:r>
-      <w:proofErr w:type="gramEnd"/>
-      <w:r>
-        <w:rPr>
-          <w:rFonts w:ascii="Arial" w:hAnsi="Arial" w:cs="Arial"/>
-          <w:sz w:val="22"/>
-          <w:szCs w:val="22"/>
-        </w:rPr>
-        <w:t xml:space="preserve">), se definirá como decisión funcional que el </w:t>
-      </w:r>
-      <w:proofErr w:type="spellStart"/>
-      <w:r>
-        <w:rPr>
-          <w:rFonts w:ascii="Arial" w:hAnsi="Arial" w:cs="Arial"/>
-          <w:sz w:val="22"/>
-          <w:szCs w:val="22"/>
-        </w:rPr>
-        <w:t>bot</w:t>
-      </w:r>
-      <w:proofErr w:type="spellEnd"/>
-      <w:r>
-        <w:rPr>
-          <w:rFonts w:ascii="Arial" w:hAnsi="Arial" w:cs="Arial"/>
-          <w:sz w:val="22"/>
-          <w:szCs w:val="22"/>
-        </w:rPr>
-        <w:t xml:space="preserve"> trate este tipo de solicitudes como una ruta directa de derivación, evitando insistir con búsquedas en el RAG cuando se identifique intención de “hablar con un asesor”, “agendar” o solicitudes equivalentes. En estos casos, se activará </w:t>
-      </w:r>
-      <w:proofErr w:type="spellStart"/>
-      <w:r>
-        <w:rPr>
-          <w:rFonts w:ascii="Arial" w:hAnsi="Arial" w:cs="Arial"/>
-          <w:sz w:val="22"/>
-          <w:szCs w:val="22"/>
-        </w:rPr>
-        <w:t>handoff</w:t>
-      </w:r>
-      <w:proofErr w:type="spellEnd"/>
-      <w:r>
-        <w:rPr>
-          <w:rFonts w:ascii="Arial" w:hAnsi="Arial" w:cs="Arial"/>
-          <w:sz w:val="22"/>
-          <w:szCs w:val="22"/>
-        </w:rPr>
-        <w:t xml:space="preserve"> o un flujo guiado que recopile datos mínimos y deje la solicitud correctamente preparada, con el objetivo de prevenir ciclos repetitivos, mejorar la experiencia del usuario y reducir fricción especialmente en momentos de alta demanda.</w:t>
-      </w:r>
-    </w:p>
-    <w:p>
-      <w:pPr>
-        <w:jc w:val="both"/>
-        <w:rPr>
-          <w:rFonts w:ascii="Arial" w:hAnsi="Arial" w:cs="Arial"/>
-          <w:sz w:val="22"/>
-          <w:szCs w:val="22"/>
-        </w:rPr>
-      </w:pPr>
-      <w:r>
-        <w:rPr>
-          <w:rFonts w:ascii="Arial" w:hAnsi="Arial" w:cs="Arial"/>
-          <w:sz w:val="22"/>
-          <w:szCs w:val="22"/>
-        </w:rPr>
-        <w:t xml:space="preserve">En el plano operativo, a partir de los patrones temporales identificados (picos mensuales y mayor carga en horario laboral), se implementará un modo pico. Durante periodos de alta demanda, el </w:t>
-      </w:r>
-      <w:proofErr w:type="spellStart"/>
-      <w:r>
-        <w:rPr>
-          <w:rFonts w:ascii="Arial" w:hAnsi="Arial" w:cs="Arial"/>
-          <w:sz w:val="22"/>
-          <w:szCs w:val="22"/>
-        </w:rPr>
-        <w:t>chatbot</w:t>
-      </w:r>
-      <w:proofErr w:type="spellEnd"/>
-      <w:r>
-        <w:rPr>
-          <w:rFonts w:ascii="Arial" w:hAnsi="Arial" w:cs="Arial"/>
-          <w:sz w:val="22"/>
-          <w:szCs w:val="22"/>
-        </w:rPr>
-        <w:t xml:space="preserve"> priorizará respuestas más breves, uso de botones y flujos guiados, además de mecanismos como caché para </w:t>
-      </w:r>
-      <w:proofErr w:type="spellStart"/>
-      <w:r>
-        <w:rPr>
-          <w:rFonts w:ascii="Arial" w:hAnsi="Arial" w:cs="Arial"/>
-          <w:sz w:val="22"/>
-          <w:szCs w:val="22"/>
-        </w:rPr>
-        <w:t>FAQs</w:t>
-      </w:r>
-      <w:proofErr w:type="spellEnd"/>
-      <w:r>
-        <w:rPr>
-          <w:rFonts w:ascii="Arial" w:hAnsi="Arial" w:cs="Arial"/>
-          <w:sz w:val="22"/>
-          <w:szCs w:val="22"/>
-        </w:rPr>
-        <w:t xml:space="preserve"> frecuentes y una gestión optimizada del </w:t>
-      </w:r>
-      <w:proofErr w:type="spellStart"/>
-      <w:r>
-        <w:rPr>
-          <w:rFonts w:ascii="Arial" w:hAnsi="Arial" w:cs="Arial"/>
-          <w:sz w:val="22"/>
-          <w:szCs w:val="22"/>
-        </w:rPr>
-        <w:t>handoff</w:t>
-      </w:r>
-      <w:proofErr w:type="spellEnd"/>
-      <w:r>
-        <w:rPr>
-          <w:rFonts w:ascii="Arial" w:hAnsi="Arial" w:cs="Arial"/>
-          <w:sz w:val="22"/>
-          <w:szCs w:val="22"/>
-        </w:rPr>
-        <w:t xml:space="preserve"> (colas, mensajes de espera y expectativas claras). Fuera de horario, el </w:t>
-      </w:r>
-      <w:proofErr w:type="spellStart"/>
-      <w:r>
-        <w:rPr>
-          <w:rFonts w:ascii="Arial" w:hAnsi="Arial" w:cs="Arial"/>
-          <w:sz w:val="22"/>
-          <w:szCs w:val="22"/>
-        </w:rPr>
-        <w:t>chatbot</w:t>
-      </w:r>
-      <w:proofErr w:type="spellEnd"/>
-      <w:r>
-        <w:rPr>
-          <w:rFonts w:ascii="Arial" w:hAnsi="Arial" w:cs="Arial"/>
-          <w:sz w:val="22"/>
-          <w:szCs w:val="22"/>
-        </w:rPr>
-        <w:t xml:space="preserve"> mantendrá el soporte informativo vía RAG y ofrecerá el registro de solicitudes para atención en horario institucional, ajustando el tono y el manejo de expectativas conforme al contexto.</w:t>
-      </w:r>
-    </w:p>
-    <w:p>
-      <w:pPr>
-        <w:jc w:val="both"/>
-        <w:rPr>
-          <w:rFonts w:ascii="Arial" w:hAnsi="Arial" w:cs="Arial"/>
-          <w:sz w:val="22"/>
-          <w:szCs w:val="22"/>
-        </w:rPr>
-      </w:pPr>
-      <w:r>
-        <w:rPr>
-          <w:rFonts w:ascii="Arial" w:hAnsi="Arial" w:cs="Arial"/>
-          <w:sz w:val="22"/>
-          <w:szCs w:val="22"/>
-        </w:rPr>
-        <w:t xml:space="preserve">Finalmente, considerando la recurrencia de preguntas repetidas, se implementará una capa de </w:t>
-      </w:r>
-      <w:proofErr w:type="spellStart"/>
-      <w:r>
-        <w:rPr>
-          <w:rFonts w:ascii="Arial" w:hAnsi="Arial" w:cs="Arial"/>
-          <w:sz w:val="22"/>
-          <w:szCs w:val="22"/>
-        </w:rPr>
-        <w:t>FAQs</w:t>
-      </w:r>
-      <w:proofErr w:type="spellEnd"/>
-      <w:r>
-        <w:rPr>
-          <w:rFonts w:ascii="Arial" w:hAnsi="Arial" w:cs="Arial"/>
-          <w:sz w:val="22"/>
-          <w:szCs w:val="22"/>
-        </w:rPr>
-        <w:t xml:space="preserve"> previa al RAG, de forma que cuando una consulta coincida con las </w:t>
-      </w:r>
-      <w:r>
-        <w:rPr>
-          <w:rFonts w:ascii="Arial" w:hAnsi="Arial" w:cs="Arial"/>
-          <w:sz w:val="22"/>
-          <w:szCs w:val="22"/>
-        </w:rPr>
-        <w:lastRenderedPageBreak/>
-        <w:t>preguntas normalizadas más frecuentes, el sistema entregue respuestas inmediatas, consistentes y acompañadas de enlaces y botones de acción. Paralelamente, se tomará la decisión de mejorar la normalización (tildes, variantes y registros vacíos) para evitar fragmentación de intenciones y aumentar la precisión del enrutamiento. Esta capa permitirá estabilizar la calidad del servicio, reducir latencia y disminuir de manera directa la carga repetitiva sobre agentes humanos, especialmente en periodos críticos.</w:t>
       </w:r>
     </w:p>
     <w:p>
